--- a/klagomål/A 824-2025 FSC-klagomål.docx
+++ b/klagomål/A 824-2025 FSC-klagomål.docx
@@ -651,7 +651,7 @@
     <w:r>
       <w:tab/>
       <w:tab/>
-      <w:t>2025-02-03</w:t>
+      <w:t>2025-02-04</w:t>
       <w:br/>
       <w:br/>
     </w:r>

--- a/klagomål/A 824-2025 FSC-klagomål.docx
+++ b/klagomål/A 824-2025 FSC-klagomål.docx
@@ -651,7 +651,7 @@
     <w:r>
       <w:tab/>
       <w:tab/>
-      <w:t>2025-02-04</w:t>
+      <w:t>2025-02-05</w:t>
       <w:br/>
       <w:br/>
     </w:r>

--- a/klagomål/A 824-2025 FSC-klagomål.docx
+++ b/klagomål/A 824-2025 FSC-klagomål.docx
@@ -651,7 +651,7 @@
     <w:r>
       <w:tab/>
       <w:tab/>
-      <w:t>2025-02-05</w:t>
+      <w:t>2025-02-06</w:t>
       <w:br/>
       <w:br/>
     </w:r>

--- a/klagomål/A 824-2025 FSC-klagomål.docx
+++ b/klagomål/A 824-2025 FSC-klagomål.docx
@@ -651,7 +651,7 @@
     <w:r>
       <w:tab/>
       <w:tab/>
-      <w:t>2025-02-06</w:t>
+      <w:t>2025-02-07</w:t>
       <w:br/>
       <w:br/>
     </w:r>

--- a/klagomål/A 824-2025 FSC-klagomål.docx
+++ b/klagomål/A 824-2025 FSC-klagomål.docx
@@ -651,7 +651,7 @@
     <w:r>
       <w:tab/>
       <w:tab/>
-      <w:t>2025-02-07</w:t>
+      <w:t>2025-02-08</w:t>
       <w:br/>
       <w:br/>
     </w:r>

--- a/klagomål/A 824-2025 FSC-klagomål.docx
+++ b/klagomål/A 824-2025 FSC-klagomål.docx
@@ -651,7 +651,7 @@
     <w:r>
       <w:tab/>
       <w:tab/>
-      <w:t>2025-02-08</w:t>
+      <w:t>2025-02-09</w:t>
       <w:br/>
       <w:br/>
     </w:r>

--- a/klagomål/A 824-2025 FSC-klagomål.docx
+++ b/klagomål/A 824-2025 FSC-klagomål.docx
@@ -651,7 +651,7 @@
     <w:r>
       <w:tab/>
       <w:tab/>
-      <w:t>2025-02-09</w:t>
+      <w:t>2025-02-10</w:t>
       <w:br/>
       <w:br/>
     </w:r>

--- a/klagomål/A 824-2025 FSC-klagomål.docx
+++ b/klagomål/A 824-2025 FSC-klagomål.docx
@@ -651,7 +651,7 @@
     <w:r>
       <w:tab/>
       <w:tab/>
-      <w:t>2025-02-10</w:t>
+      <w:t>2025-02-11</w:t>
       <w:br/>
       <w:br/>
     </w:r>

--- a/klagomål/A 824-2025 FSC-klagomål.docx
+++ b/klagomål/A 824-2025 FSC-klagomål.docx
@@ -651,7 +651,7 @@
     <w:r>
       <w:tab/>
       <w:tab/>
-      <w:t>2025-02-11</w:t>
+      <w:t>2025-02-12</w:t>
       <w:br/>
       <w:br/>
     </w:r>

--- a/klagomål/A 824-2025 FSC-klagomål.docx
+++ b/klagomål/A 824-2025 FSC-klagomål.docx
@@ -651,7 +651,7 @@
     <w:r>
       <w:tab/>
       <w:tab/>
-      <w:t>2025-02-12</w:t>
+      <w:t>2025-02-13</w:t>
       <w:br/>
       <w:br/>
     </w:r>

--- a/klagomål/A 824-2025 FSC-klagomål.docx
+++ b/klagomål/A 824-2025 FSC-klagomål.docx
@@ -651,7 +651,7 @@
     <w:r>
       <w:tab/>
       <w:tab/>
-      <w:t>2025-02-13</w:t>
+      <w:t>2025-02-14</w:t>
       <w:br/>
       <w:br/>
     </w:r>

--- a/klagomål/A 824-2025 FSC-klagomål.docx
+++ b/klagomål/A 824-2025 FSC-klagomål.docx
@@ -651,7 +651,7 @@
     <w:r>
       <w:tab/>
       <w:tab/>
-      <w:t>2025-02-14</w:t>
+      <w:t>2025-02-15</w:t>
       <w:br/>
       <w:br/>
     </w:r>

--- a/klagomål/A 824-2025 FSC-klagomål.docx
+++ b/klagomål/A 824-2025 FSC-klagomål.docx
@@ -651,7 +651,7 @@
     <w:r>
       <w:tab/>
       <w:tab/>
-      <w:t>2025-02-15</w:t>
+      <w:t>2025-02-16</w:t>
       <w:br/>
       <w:br/>
     </w:r>

--- a/klagomål/A 824-2025 FSC-klagomål.docx
+++ b/klagomål/A 824-2025 FSC-klagomål.docx
@@ -651,7 +651,7 @@
     <w:r>
       <w:tab/>
       <w:tab/>
-      <w:t>2025-02-16</w:t>
+      <w:t>2025-02-17</w:t>
       <w:br/>
       <w:br/>
     </w:r>

--- a/klagomål/A 824-2025 FSC-klagomål.docx
+++ b/klagomål/A 824-2025 FSC-klagomål.docx
@@ -651,7 +651,7 @@
     <w:r>
       <w:tab/>
       <w:tab/>
-      <w:t>2025-02-17</w:t>
+      <w:t>2025-02-18</w:t>
       <w:br/>
       <w:br/>
     </w:r>

--- a/klagomål/A 824-2025 FSC-klagomål.docx
+++ b/klagomål/A 824-2025 FSC-klagomål.docx
@@ -651,7 +651,7 @@
     <w:r>
       <w:tab/>
       <w:tab/>
-      <w:t>2025-02-18</w:t>
+      <w:t>2025-02-19</w:t>
       <w:br/>
       <w:br/>
     </w:r>

--- a/klagomål/A 824-2025 FSC-klagomål.docx
+++ b/klagomål/A 824-2025 FSC-klagomål.docx
@@ -651,7 +651,7 @@
     <w:r>
       <w:tab/>
       <w:tab/>
-      <w:t>2025-02-19</w:t>
+      <w:t>2025-02-20</w:t>
       <w:br/>
       <w:br/>
     </w:r>

--- a/klagomål/A 824-2025 FSC-klagomål.docx
+++ b/klagomål/A 824-2025 FSC-klagomål.docx
@@ -651,7 +651,7 @@
     <w:r>
       <w:tab/>
       <w:tab/>
-      <w:t>2025-02-20</w:t>
+      <w:t>2025-02-21</w:t>
       <w:br/>
       <w:br/>
     </w:r>

--- a/klagomål/A 824-2025 FSC-klagomål.docx
+++ b/klagomål/A 824-2025 FSC-klagomål.docx
@@ -651,7 +651,7 @@
     <w:r>
       <w:tab/>
       <w:tab/>
-      <w:t>2025-02-21</w:t>
+      <w:t>2025-02-22</w:t>
       <w:br/>
       <w:br/>
     </w:r>

--- a/klagomål/A 824-2025 FSC-klagomål.docx
+++ b/klagomål/A 824-2025 FSC-klagomål.docx
@@ -651,7 +651,7 @@
     <w:r>
       <w:tab/>
       <w:tab/>
-      <w:t>2025-02-22</w:t>
+      <w:t>2025-02-23</w:t>
       <w:br/>
       <w:br/>
     </w:r>

--- a/klagomål/A 824-2025 FSC-klagomål.docx
+++ b/klagomål/A 824-2025 FSC-klagomål.docx
@@ -651,7 +651,7 @@
     <w:r>
       <w:tab/>
       <w:tab/>
-      <w:t>2025-02-23</w:t>
+      <w:t>2025-02-24</w:t>
       <w:br/>
       <w:br/>
     </w:r>

--- a/klagomål/A 824-2025 FSC-klagomål.docx
+++ b/klagomål/A 824-2025 FSC-klagomål.docx
@@ -651,7 +651,7 @@
     <w:r>
       <w:tab/>
       <w:tab/>
-      <w:t>2025-02-24</w:t>
+      <w:t>2025-02-25</w:t>
       <w:br/>
       <w:br/>
     </w:r>

--- a/klagomål/A 824-2025 FSC-klagomål.docx
+++ b/klagomål/A 824-2025 FSC-klagomål.docx
@@ -651,7 +651,7 @@
     <w:r>
       <w:tab/>
       <w:tab/>
-      <w:t>2025-02-25</w:t>
+      <w:t>2025-02-26</w:t>
       <w:br/>
       <w:br/>
     </w:r>

--- a/klagomål/A 824-2025 FSC-klagomål.docx
+++ b/klagomål/A 824-2025 FSC-klagomål.docx
@@ -651,7 +651,7 @@
     <w:r>
       <w:tab/>
       <w:tab/>
-      <w:t>2025-02-26</w:t>
+      <w:t>2025-02-27</w:t>
       <w:br/>
       <w:br/>
     </w:r>

--- a/klagomål/A 824-2025 FSC-klagomål.docx
+++ b/klagomål/A 824-2025 FSC-klagomål.docx
@@ -651,7 +651,7 @@
     <w:r>
       <w:tab/>
       <w:tab/>
-      <w:t>2025-02-27</w:t>
+      <w:t>2025-02-28</w:t>
       <w:br/>
       <w:br/>
     </w:r>

--- a/klagomål/A 824-2025 FSC-klagomål.docx
+++ b/klagomål/A 824-2025 FSC-klagomål.docx
@@ -651,7 +651,7 @@
     <w:r>
       <w:tab/>
       <w:tab/>
-      <w:t>2025-02-28</w:t>
+      <w:t>2025-03-01</w:t>
       <w:br/>
       <w:br/>
     </w:r>

--- a/klagomål/A 824-2025 FSC-klagomål.docx
+++ b/klagomål/A 824-2025 FSC-klagomål.docx
@@ -651,7 +651,7 @@
     <w:r>
       <w:tab/>
       <w:tab/>
-      <w:t>2025-03-02</w:t>
+      <w:t>2025-03-03</w:t>
       <w:br/>
       <w:br/>
     </w:r>

--- a/klagomål/A 824-2025 FSC-klagomål.docx
+++ b/klagomål/A 824-2025 FSC-klagomål.docx
@@ -651,7 +651,7 @@
     <w:r>
       <w:tab/>
       <w:tab/>
-      <w:t>2025-03-03</w:t>
+      <w:t>2025-03-04</w:t>
       <w:br/>
       <w:br/>
     </w:r>

--- a/klagomål/A 824-2025 FSC-klagomål.docx
+++ b/klagomål/A 824-2025 FSC-klagomål.docx
@@ -651,7 +651,7 @@
     <w:r>
       <w:tab/>
       <w:tab/>
-      <w:t>2025-03-04</w:t>
+      <w:t>2025-03-05</w:t>
       <w:br/>
       <w:br/>
     </w:r>

--- a/klagomål/A 824-2025 FSC-klagomål.docx
+++ b/klagomål/A 824-2025 FSC-klagomål.docx
@@ -651,7 +651,7 @@
     <w:r>
       <w:tab/>
       <w:tab/>
-      <w:t>2025-03-05</w:t>
+      <w:t>2025-03-06</w:t>
       <w:br/>
       <w:br/>
     </w:r>

--- a/klagomål/A 824-2025 FSC-klagomål.docx
+++ b/klagomål/A 824-2025 FSC-klagomål.docx
@@ -651,7 +651,7 @@
     <w:r>
       <w:tab/>
       <w:tab/>
-      <w:t>2025-03-06</w:t>
+      <w:t>2025-03-07</w:t>
       <w:br/>
       <w:br/>
     </w:r>

--- a/klagomål/A 824-2025 FSC-klagomål.docx
+++ b/klagomål/A 824-2025 FSC-klagomål.docx
@@ -651,7 +651,7 @@
     <w:r>
       <w:tab/>
       <w:tab/>
-      <w:t>2025-03-07</w:t>
+      <w:t>2025-03-08</w:t>
       <w:br/>
       <w:br/>
     </w:r>

--- a/klagomål/A 824-2025 FSC-klagomål.docx
+++ b/klagomål/A 824-2025 FSC-klagomål.docx
@@ -651,7 +651,7 @@
     <w:r>
       <w:tab/>
       <w:tab/>
-      <w:t>2025-03-08</w:t>
+      <w:t>2025-03-09</w:t>
       <w:br/>
       <w:br/>
     </w:r>

--- a/klagomål/A 824-2025 FSC-klagomål.docx
+++ b/klagomål/A 824-2025 FSC-klagomål.docx
@@ -651,7 +651,7 @@
     <w:r>
       <w:tab/>
       <w:tab/>
-      <w:t>2025-03-09</w:t>
+      <w:t>2025-03-10</w:t>
       <w:br/>
       <w:br/>
     </w:r>

--- a/klagomål/A 824-2025 FSC-klagomål.docx
+++ b/klagomål/A 824-2025 FSC-klagomål.docx
@@ -651,7 +651,7 @@
     <w:r>
       <w:tab/>
       <w:tab/>
-      <w:t>2025-03-10</w:t>
+      <w:t>2025-03-11</w:t>
       <w:br/>
       <w:br/>
     </w:r>

--- a/klagomål/A 824-2025 FSC-klagomål.docx
+++ b/klagomål/A 824-2025 FSC-klagomål.docx
@@ -651,7 +651,7 @@
     <w:r>
       <w:tab/>
       <w:tab/>
-      <w:t>2025-03-11</w:t>
+      <w:t>2025-03-12</w:t>
       <w:br/>
       <w:br/>
     </w:r>

--- a/klagomål/A 824-2025 FSC-klagomål.docx
+++ b/klagomål/A 824-2025 FSC-klagomål.docx
@@ -651,7 +651,7 @@
     <w:r>
       <w:tab/>
       <w:tab/>
-      <w:t>2025-03-12</w:t>
+      <w:t>2025-03-13</w:t>
       <w:br/>
       <w:br/>
     </w:r>

--- a/klagomål/A 824-2025 FSC-klagomål.docx
+++ b/klagomål/A 824-2025 FSC-klagomål.docx
@@ -651,7 +651,7 @@
     <w:r>
       <w:tab/>
       <w:tab/>
-      <w:t>2025-03-13</w:t>
+      <w:t>2025-03-14</w:t>
       <w:br/>
       <w:br/>
     </w:r>

--- a/klagomål/A 824-2025 FSC-klagomål.docx
+++ b/klagomål/A 824-2025 FSC-klagomål.docx
@@ -651,7 +651,7 @@
     <w:r>
       <w:tab/>
       <w:tab/>
-      <w:t>2025-03-14</w:t>
+      <w:t>2025-03-15</w:t>
       <w:br/>
       <w:br/>
     </w:r>

--- a/klagomål/A 824-2025 FSC-klagomål.docx
+++ b/klagomål/A 824-2025 FSC-klagomål.docx
@@ -651,7 +651,7 @@
     <w:r>
       <w:tab/>
       <w:tab/>
-      <w:t>2025-03-15</w:t>
+      <w:t>2025-03-16</w:t>
       <w:br/>
       <w:br/>
     </w:r>

--- a/klagomål/A 824-2025 FSC-klagomål.docx
+++ b/klagomål/A 824-2025 FSC-klagomål.docx
@@ -651,7 +651,7 @@
     <w:r>
       <w:tab/>
       <w:tab/>
-      <w:t>2025-03-16</w:t>
+      <w:t>2025-03-17</w:t>
       <w:br/>
       <w:br/>
     </w:r>

--- a/klagomål/A 824-2025 FSC-klagomål.docx
+++ b/klagomål/A 824-2025 FSC-klagomål.docx
@@ -651,7 +651,7 @@
     <w:r>
       <w:tab/>
       <w:tab/>
-      <w:t>2025-03-17</w:t>
+      <w:t>2025-03-18</w:t>
       <w:br/>
       <w:br/>
     </w:r>

--- a/klagomål/A 824-2025 FSC-klagomål.docx
+++ b/klagomål/A 824-2025 FSC-klagomål.docx
@@ -651,7 +651,7 @@
     <w:r>
       <w:tab/>
       <w:tab/>
-      <w:t>2025-03-18</w:t>
+      <w:t>2025-03-19</w:t>
       <w:br/>
       <w:br/>
     </w:r>

--- a/klagomål/A 824-2025 FSC-klagomål.docx
+++ b/klagomål/A 824-2025 FSC-klagomål.docx
@@ -651,7 +651,7 @@
     <w:r>
       <w:tab/>
       <w:tab/>
-      <w:t>2025-03-19</w:t>
+      <w:t>2025-03-20</w:t>
       <w:br/>
       <w:br/>
     </w:r>

--- a/klagomål/A 824-2025 FSC-klagomål.docx
+++ b/klagomål/A 824-2025 FSC-klagomål.docx
@@ -651,7 +651,7 @@
     <w:r>
       <w:tab/>
       <w:tab/>
-      <w:t>2025-03-20</w:t>
+      <w:t>2025-03-21</w:t>
       <w:br/>
       <w:br/>
     </w:r>

--- a/klagomål/A 824-2025 FSC-klagomål.docx
+++ b/klagomål/A 824-2025 FSC-klagomål.docx
@@ -651,7 +651,7 @@
     <w:r>
       <w:tab/>
       <w:tab/>
-      <w:t>2025-03-21</w:t>
+      <w:t>2025-03-22</w:t>
       <w:br/>
       <w:br/>
     </w:r>

--- a/klagomål/A 824-2025 FSC-klagomål.docx
+++ b/klagomål/A 824-2025 FSC-klagomål.docx
@@ -651,7 +651,7 @@
     <w:r>
       <w:tab/>
       <w:tab/>
-      <w:t>2025-03-22</w:t>
+      <w:t>2025-03-23</w:t>
       <w:br/>
       <w:br/>
     </w:r>

--- a/klagomål/A 824-2025 FSC-klagomål.docx
+++ b/klagomål/A 824-2025 FSC-klagomål.docx
@@ -651,7 +651,7 @@
     <w:r>
       <w:tab/>
       <w:tab/>
-      <w:t>2025-03-23</w:t>
+      <w:t>2025-03-24</w:t>
       <w:br/>
       <w:br/>
     </w:r>

--- a/klagomål/A 824-2025 FSC-klagomål.docx
+++ b/klagomål/A 824-2025 FSC-klagomål.docx
@@ -651,7 +651,7 @@
     <w:r>
       <w:tab/>
       <w:tab/>
-      <w:t>2025-03-24</w:t>
+      <w:t>2025-03-25</w:t>
       <w:br/>
       <w:br/>
     </w:r>

--- a/klagomål/A 824-2025 FSC-klagomål.docx
+++ b/klagomål/A 824-2025 FSC-klagomål.docx
@@ -651,7 +651,7 @@
     <w:r>
       <w:tab/>
       <w:tab/>
-      <w:t>2025-03-25</w:t>
+      <w:t>2025-03-26</w:t>
       <w:br/>
       <w:br/>
     </w:r>

--- a/klagomål/A 824-2025 FSC-klagomål.docx
+++ b/klagomål/A 824-2025 FSC-klagomål.docx
@@ -651,7 +651,7 @@
     <w:r>
       <w:tab/>
       <w:tab/>
-      <w:t>2025-03-26</w:t>
+      <w:t>2025-03-27</w:t>
       <w:br/>
       <w:br/>
     </w:r>

--- a/klagomål/A 824-2025 FSC-klagomål.docx
+++ b/klagomål/A 824-2025 FSC-klagomål.docx
@@ -651,7 +651,7 @@
     <w:r>
       <w:tab/>
       <w:tab/>
-      <w:t>2025-03-27</w:t>
+      <w:t>2025-03-28</w:t>
       <w:br/>
       <w:br/>
     </w:r>

--- a/klagomål/A 824-2025 FSC-klagomål.docx
+++ b/klagomål/A 824-2025 FSC-klagomål.docx
@@ -651,7 +651,7 @@
     <w:r>
       <w:tab/>
       <w:tab/>
-      <w:t>2025-04-02</w:t>
+      <w:t>2025-04-03</w:t>
       <w:br/>
       <w:br/>
     </w:r>

--- a/klagomål/A 824-2025 FSC-klagomål.docx
+++ b/klagomål/A 824-2025 FSC-klagomål.docx
@@ -651,7 +651,7 @@
     <w:r>
       <w:tab/>
       <w:tab/>
-      <w:t>2025-04-03</w:t>
+      <w:t>2025-04-05</w:t>
       <w:br/>
       <w:br/>
     </w:r>

--- a/klagomål/A 824-2025 FSC-klagomål.docx
+++ b/klagomål/A 824-2025 FSC-klagomål.docx
@@ -651,7 +651,7 @@
     <w:r>
       <w:tab/>
       <w:tab/>
-      <w:t>2025-04-05</w:t>
+      <w:t>2025-04-06</w:t>
       <w:br/>
       <w:br/>
     </w:r>

--- a/klagomål/A 824-2025 FSC-klagomål.docx
+++ b/klagomål/A 824-2025 FSC-klagomål.docx
@@ -651,7 +651,7 @@
     <w:r>
       <w:tab/>
       <w:tab/>
-      <w:t>2025-04-06</w:t>
+      <w:t>2025-04-07</w:t>
       <w:br/>
       <w:br/>
     </w:r>

--- a/klagomål/A 824-2025 FSC-klagomål.docx
+++ b/klagomål/A 824-2025 FSC-klagomål.docx
@@ -651,7 +651,7 @@
     <w:r>
       <w:tab/>
       <w:tab/>
-      <w:t>2025-04-07</w:t>
+      <w:t>2025-04-08</w:t>
       <w:br/>
       <w:br/>
     </w:r>

--- a/klagomål/A 824-2025 FSC-klagomål.docx
+++ b/klagomål/A 824-2025 FSC-klagomål.docx
@@ -651,7 +651,7 @@
     <w:r>
       <w:tab/>
       <w:tab/>
-      <w:t>2025-04-08</w:t>
+      <w:t>2025-04-09</w:t>
       <w:br/>
       <w:br/>
     </w:r>

--- a/klagomål/A 824-2025 FSC-klagomål.docx
+++ b/klagomål/A 824-2025 FSC-klagomål.docx
@@ -244,6 +244,17 @@
       </w:pPr>
       <w:r>
         <w:t>Figur 1. Fyndplatser för naturvårdsarter i det avverkningsanmälda området (röd linje). Markörer utan svart kant är placerade på fyndplatsen. Markörer med svart kant är placerade vid sidan av fyndplatsen och har ett svart streck som visar fyndplatsens exakta position. Kartans mittpunktskoordinat är N 6628733, E 713638 i SWEREF 99 TM.</w:t>
+      </w:r>
+    </w:p>
+    <w:p>
+      <w:r>
+        <w:rPr>
+          <w:b/>
+        </w:rPr>
+        <w:t xml:space="preserve">Grönpyrola </w:t>
+      </w:r>
+      <w:r>
+        <w:t>växer främst på sandig, torr eller frisk mark i äldre barrskog, ofta på isälvsmaterial såsom sand och grus. Den påträffas främst i äldre naturligt uppkomna barrskogar, exempelvis på tallmoar, i åssluttningar, dyner och rasbranter. Arten är känslig för skogsbruksmetoder såsom slutavverkning och markberedning (Nitare &amp; Skogsstyrelsen, 2019).</w:t>
       </w:r>
     </w:p>
     <w:p>
@@ -651,7 +662,7 @@
     <w:r>
       <w:tab/>
       <w:tab/>
-      <w:t>2025-04-09</w:t>
+      <w:t>2025-04-10</w:t>
       <w:br/>
       <w:br/>
     </w:r>

--- a/klagomål/A 824-2025 FSC-klagomål.docx
+++ b/klagomål/A 824-2025 FSC-klagomål.docx
@@ -662,7 +662,7 @@
     <w:r>
       <w:tab/>
       <w:tab/>
-      <w:t>2025-04-10</w:t>
+      <w:t>2025-04-11</w:t>
       <w:br/>
       <w:br/>
     </w:r>

--- a/klagomål/A 824-2025 FSC-klagomål.docx
+++ b/klagomål/A 824-2025 FSC-klagomål.docx
@@ -662,7 +662,7 @@
     <w:r>
       <w:tab/>
       <w:tab/>
-      <w:t>2025-04-11</w:t>
+      <w:t>2025-04-12</w:t>
       <w:br/>
       <w:br/>
     </w:r>

--- a/klagomål/A 824-2025 FSC-klagomål.docx
+++ b/klagomål/A 824-2025 FSC-klagomål.docx
@@ -662,7 +662,7 @@
     <w:r>
       <w:tab/>
       <w:tab/>
-      <w:t>2025-04-12</w:t>
+      <w:t>2025-04-13</w:t>
       <w:br/>
       <w:br/>
     </w:r>

--- a/klagomål/A 824-2025 FSC-klagomål.docx
+++ b/klagomål/A 824-2025 FSC-klagomål.docx
@@ -662,7 +662,7 @@
     <w:r>
       <w:tab/>
       <w:tab/>
-      <w:t>2025-04-13</w:t>
+      <w:t>2025-04-14</w:t>
       <w:br/>
       <w:br/>
     </w:r>

--- a/klagomål/A 824-2025 FSC-klagomål.docx
+++ b/klagomål/A 824-2025 FSC-klagomål.docx
@@ -662,7 +662,7 @@
     <w:r>
       <w:tab/>
       <w:tab/>
-      <w:t>2025-04-14</w:t>
+      <w:t>2025-04-15</w:t>
       <w:br/>
       <w:br/>
     </w:r>

--- a/klagomål/A 824-2025 FSC-klagomål.docx
+++ b/klagomål/A 824-2025 FSC-klagomål.docx
@@ -662,7 +662,7 @@
     <w:r>
       <w:tab/>
       <w:tab/>
-      <w:t>2025-04-15</w:t>
+      <w:t>2025-04-16</w:t>
       <w:br/>
       <w:br/>
     </w:r>

--- a/klagomål/A 824-2025 FSC-klagomål.docx
+++ b/klagomål/A 824-2025 FSC-klagomål.docx
@@ -662,7 +662,7 @@
     <w:r>
       <w:tab/>
       <w:tab/>
-      <w:t>2025-04-16</w:t>
+      <w:t>2025-04-17</w:t>
       <w:br/>
       <w:br/>
     </w:r>

--- a/klagomål/A 824-2025 FSC-klagomål.docx
+++ b/klagomål/A 824-2025 FSC-klagomål.docx
@@ -662,7 +662,7 @@
     <w:r>
       <w:tab/>
       <w:tab/>
-      <w:t>2025-04-17</w:t>
+      <w:t>2025-04-18</w:t>
       <w:br/>
       <w:br/>
     </w:r>

--- a/klagomål/A 824-2025 FSC-klagomål.docx
+++ b/klagomål/A 824-2025 FSC-klagomål.docx
@@ -662,7 +662,7 @@
     <w:r>
       <w:tab/>
       <w:tab/>
-      <w:t>2025-04-18</w:t>
+      <w:t>2025-04-19</w:t>
       <w:br/>
       <w:br/>
     </w:r>

--- a/klagomål/A 824-2025 FSC-klagomål.docx
+++ b/klagomål/A 824-2025 FSC-klagomål.docx
@@ -662,7 +662,7 @@
     <w:r>
       <w:tab/>
       <w:tab/>
-      <w:t>2025-05-03</w:t>
+      <w:t>2025-05-04</w:t>
       <w:br/>
       <w:br/>
     </w:r>

--- a/klagomål/A 824-2025 FSC-klagomål.docx
+++ b/klagomål/A 824-2025 FSC-klagomål.docx
@@ -662,7 +662,7 @@
     <w:r>
       <w:tab/>
       <w:tab/>
-      <w:t>2025-05-04</w:t>
+      <w:t>2025-05-06</w:t>
       <w:br/>
       <w:br/>
     </w:r>

--- a/klagomål/A 824-2025 FSC-klagomål.docx
+++ b/klagomål/A 824-2025 FSC-klagomål.docx
@@ -662,7 +662,7 @@
     <w:r>
       <w:tab/>
       <w:tab/>
-      <w:t>2025-05-06</w:t>
+      <w:t>2025-05-07</w:t>
       <w:br/>
       <w:br/>
     </w:r>

--- a/klagomål/A 824-2025 FSC-klagomål.docx
+++ b/klagomål/A 824-2025 FSC-klagomål.docx
@@ -662,7 +662,7 @@
     <w:r>
       <w:tab/>
       <w:tab/>
-      <w:t>2025-05-07</w:t>
+      <w:t>2025-05-08</w:t>
       <w:br/>
       <w:br/>
     </w:r>

--- a/klagomål/A 824-2025 FSC-klagomål.docx
+++ b/klagomål/A 824-2025 FSC-klagomål.docx
@@ -662,7 +662,7 @@
     <w:r>
       <w:tab/>
       <w:tab/>
-      <w:t>2025-05-08</w:t>
+      <w:t>2025-05-09</w:t>
       <w:br/>
       <w:br/>
     </w:r>

--- a/klagomål/A 824-2025 FSC-klagomål.docx
+++ b/klagomål/A 824-2025 FSC-klagomål.docx
@@ -662,7 +662,7 @@
     <w:r>
       <w:tab/>
       <w:tab/>
-      <w:t>2025-05-09</w:t>
+      <w:t>2025-05-10</w:t>
       <w:br/>
       <w:br/>
     </w:r>

--- a/klagomål/A 824-2025 FSC-klagomål.docx
+++ b/klagomål/A 824-2025 FSC-klagomål.docx
@@ -662,7 +662,7 @@
     <w:r>
       <w:tab/>
       <w:tab/>
-      <w:t>2025-05-10</w:t>
+      <w:t>2025-05-11</w:t>
       <w:br/>
       <w:br/>
     </w:r>

--- a/klagomål/A 824-2025 FSC-klagomål.docx
+++ b/klagomål/A 824-2025 FSC-klagomål.docx
@@ -662,7 +662,7 @@
     <w:r>
       <w:tab/>
       <w:tab/>
-      <w:t>2025-05-11</w:t>
+      <w:t>2025-05-12</w:t>
       <w:br/>
       <w:br/>
     </w:r>

--- a/klagomål/A 824-2025 FSC-klagomål.docx
+++ b/klagomål/A 824-2025 FSC-klagomål.docx
@@ -662,7 +662,7 @@
     <w:r>
       <w:tab/>
       <w:tab/>
-      <w:t>2025-05-12</w:t>
+      <w:t>2025-05-13</w:t>
       <w:br/>
       <w:br/>
     </w:r>

--- a/klagomål/A 824-2025 FSC-klagomål.docx
+++ b/klagomål/A 824-2025 FSC-klagomål.docx
@@ -662,7 +662,7 @@
     <w:r>
       <w:tab/>
       <w:tab/>
-      <w:t>2025-05-13</w:t>
+      <w:t>2025-05-14</w:t>
       <w:br/>
       <w:br/>
     </w:r>

--- a/klagomål/A 824-2025 FSC-klagomål.docx
+++ b/klagomål/A 824-2025 FSC-klagomål.docx
@@ -662,7 +662,7 @@
     <w:r>
       <w:tab/>
       <w:tab/>
-      <w:t>2025-05-14</w:t>
+      <w:t>2025-05-15</w:t>
       <w:br/>
       <w:br/>
     </w:r>

--- a/klagomål/A 824-2025 FSC-klagomål.docx
+++ b/klagomål/A 824-2025 FSC-klagomål.docx
@@ -662,7 +662,7 @@
     <w:r>
       <w:tab/>
       <w:tab/>
-      <w:t>2025-05-15</w:t>
+      <w:t>2025-05-16</w:t>
       <w:br/>
       <w:br/>
     </w:r>

--- a/klagomål/A 824-2025 FSC-klagomål.docx
+++ b/klagomål/A 824-2025 FSC-klagomål.docx
@@ -662,7 +662,7 @@
     <w:r>
       <w:tab/>
       <w:tab/>
-      <w:t>2025-05-16</w:t>
+      <w:t>2025-05-17</w:t>
       <w:br/>
       <w:br/>
     </w:r>

--- a/klagomål/A 824-2025 FSC-klagomål.docx
+++ b/klagomål/A 824-2025 FSC-klagomål.docx
@@ -662,7 +662,7 @@
     <w:r>
       <w:tab/>
       <w:tab/>
-      <w:t>2025-05-17</w:t>
+      <w:t>2025-05-18</w:t>
       <w:br/>
       <w:br/>
     </w:r>

--- a/klagomål/A 824-2025 FSC-klagomål.docx
+++ b/klagomål/A 824-2025 FSC-klagomål.docx
@@ -662,7 +662,7 @@
     <w:r>
       <w:tab/>
       <w:tab/>
-      <w:t>2025-05-18</w:t>
+      <w:t>2025-05-19</w:t>
       <w:br/>
       <w:br/>
     </w:r>

--- a/klagomål/A 824-2025 FSC-klagomål.docx
+++ b/klagomål/A 824-2025 FSC-klagomål.docx
@@ -662,7 +662,7 @@
     <w:r>
       <w:tab/>
       <w:tab/>
-      <w:t>2025-05-19</w:t>
+      <w:t>2025-05-20</w:t>
       <w:br/>
       <w:br/>
     </w:r>

--- a/klagomål/A 824-2025 FSC-klagomål.docx
+++ b/klagomål/A 824-2025 FSC-klagomål.docx
@@ -662,7 +662,7 @@
     <w:r>
       <w:tab/>
       <w:tab/>
-      <w:t>2025-05-20</w:t>
+      <w:t>2025-05-21</w:t>
       <w:br/>
       <w:br/>
     </w:r>

--- a/klagomål/A 824-2025 FSC-klagomål.docx
+++ b/klagomål/A 824-2025 FSC-klagomål.docx
@@ -255,6 +255,17 @@
       </w:r>
       <w:r>
         <w:t>växer främst på sandig, torr eller frisk mark i äldre barrskog, ofta på isälvsmaterial såsom sand och grus. Den påträffas främst i äldre naturligt uppkomna barrskogar, exempelvis på tallmoar, i åssluttningar, dyner och rasbranter. Arten är känslig för skogsbruksmetoder såsom slutavverkning och markberedning (Nitare &amp; Skogsstyrelsen, 2019).</w:t>
+      </w:r>
+    </w:p>
+    <w:p>
+      <w:r>
+        <w:rPr>
+          <w:b/>
+        </w:rPr>
+        <w:t xml:space="preserve">Kattfotslav </w:t>
+      </w:r>
+      <w:r>
+        <w:t>är en mycket god signalart i hela sitt svenska utbredningsområde och skogsbestånd med kattfotslav är alltid värdefulla ur naturvårdssynpunkt. Arten indikerar dels ett mikroklimat med konstant hög luftfuktighet, dels kontinuitet av äldre träd och god trädslutenhet. Trots att den är vanligare i sydvästra Sverige växer den enbart i skogsbestånd med höga naturvärden. Den är känslig för skogliga ingrepp som kan förändra lokal- och mikroklimat (Nitare &amp; Skogsstyrelsen, 2019).</w:t>
       </w:r>
     </w:p>
     <w:p>
@@ -662,7 +673,7 @@
     <w:r>
       <w:tab/>
       <w:tab/>
-      <w:t>2025-05-21</w:t>
+      <w:t>2025-05-22</w:t>
       <w:br/>
       <w:br/>
     </w:r>

--- a/klagomål/A 824-2025 FSC-klagomål.docx
+++ b/klagomål/A 824-2025 FSC-klagomål.docx
@@ -673,7 +673,7 @@
     <w:r>
       <w:tab/>
       <w:tab/>
-      <w:t>2025-05-22</w:t>
+      <w:t>2025-05-23</w:t>
       <w:br/>
       <w:br/>
     </w:r>

--- a/klagomål/A 824-2025 FSC-klagomål.docx
+++ b/klagomål/A 824-2025 FSC-klagomål.docx
@@ -673,7 +673,7 @@
     <w:r>
       <w:tab/>
       <w:tab/>
-      <w:t>2025-05-23</w:t>
+      <w:t>2025-05-24</w:t>
       <w:br/>
       <w:br/>
     </w:r>

--- a/klagomål/A 824-2025 FSC-klagomål.docx
+++ b/klagomål/A 824-2025 FSC-klagomål.docx
@@ -673,7 +673,7 @@
     <w:r>
       <w:tab/>
       <w:tab/>
-      <w:t>2025-05-24</w:t>
+      <w:t>2025-05-25</w:t>
       <w:br/>
       <w:br/>
     </w:r>

--- a/klagomål/A 824-2025 FSC-klagomål.docx
+++ b/klagomål/A 824-2025 FSC-klagomål.docx
@@ -673,7 +673,7 @@
     <w:r>
       <w:tab/>
       <w:tab/>
-      <w:t>2025-05-25</w:t>
+      <w:t>2025-05-26</w:t>
       <w:br/>
       <w:br/>
     </w:r>

--- a/klagomål/A 824-2025 FSC-klagomål.docx
+++ b/klagomål/A 824-2025 FSC-klagomål.docx
@@ -673,7 +673,7 @@
     <w:r>
       <w:tab/>
       <w:tab/>
-      <w:t>2025-05-26</w:t>
+      <w:t>2025-05-27</w:t>
       <w:br/>
       <w:br/>
     </w:r>

--- a/klagomål/A 824-2025 FSC-klagomål.docx
+++ b/klagomål/A 824-2025 FSC-klagomål.docx
@@ -673,7 +673,7 @@
     <w:r>
       <w:tab/>
       <w:tab/>
-      <w:t>2025-05-27</w:t>
+      <w:t>2025-05-30</w:t>
       <w:br/>
       <w:br/>
     </w:r>

--- a/klagomål/A 824-2025 FSC-klagomål.docx
+++ b/klagomål/A 824-2025 FSC-klagomål.docx
@@ -673,7 +673,7 @@
     <w:r>
       <w:tab/>
       <w:tab/>
-      <w:t>2025-05-30</w:t>
+      <w:t>2025-06-01</w:t>
       <w:br/>
       <w:br/>
     </w:r>

--- a/klagomål/A 824-2025 FSC-klagomål.docx
+++ b/klagomål/A 824-2025 FSC-klagomål.docx
@@ -673,7 +673,7 @@
     <w:r>
       <w:tab/>
       <w:tab/>
-      <w:t>2025-06-01</w:t>
+      <w:t>2025-06-02</w:t>
       <w:br/>
       <w:br/>
     </w:r>

--- a/klagomål/A 824-2025 FSC-klagomål.docx
+++ b/klagomål/A 824-2025 FSC-klagomål.docx
@@ -673,7 +673,7 @@
     <w:r>
       <w:tab/>
       <w:tab/>
-      <w:t>2025-06-02</w:t>
+      <w:t>2025-06-03</w:t>
       <w:br/>
       <w:br/>
     </w:r>

--- a/klagomål/A 824-2025 FSC-klagomål.docx
+++ b/klagomål/A 824-2025 FSC-klagomål.docx
@@ -673,7 +673,7 @@
     <w:r>
       <w:tab/>
       <w:tab/>
-      <w:t>2025-06-03</w:t>
+      <w:t>2025-06-04</w:t>
       <w:br/>
       <w:br/>
     </w:r>

--- a/klagomål/A 824-2025 FSC-klagomål.docx
+++ b/klagomål/A 824-2025 FSC-klagomål.docx
@@ -673,7 +673,7 @@
     <w:r>
       <w:tab/>
       <w:tab/>
-      <w:t>2025-06-04</w:t>
+      <w:t>2025-06-05</w:t>
       <w:br/>
       <w:br/>
     </w:r>

--- a/klagomål/A 824-2025 FSC-klagomål.docx
+++ b/klagomål/A 824-2025 FSC-klagomål.docx
@@ -673,7 +673,7 @@
     <w:r>
       <w:tab/>
       <w:tab/>
-      <w:t>2025-06-05</w:t>
+      <w:t>2025-06-13</w:t>
       <w:br/>
       <w:br/>
     </w:r>

--- a/klagomål/A 824-2025 FSC-klagomål.docx
+++ b/klagomål/A 824-2025 FSC-klagomål.docx
@@ -673,7 +673,7 @@
     <w:r>
       <w:tab/>
       <w:tab/>
-      <w:t>2025-06-13</w:t>
+      <w:t>2025-06-15</w:t>
       <w:br/>
       <w:br/>
     </w:r>

--- a/klagomål/A 824-2025 FSC-klagomål.docx
+++ b/klagomål/A 824-2025 FSC-klagomål.docx
@@ -673,7 +673,7 @@
     <w:r>
       <w:tab/>
       <w:tab/>
-      <w:t>2025-06-15</w:t>
+      <w:t>2025-06-16</w:t>
       <w:br/>
       <w:br/>
     </w:r>

--- a/klagomål/A 824-2025 FSC-klagomål.docx
+++ b/klagomål/A 824-2025 FSC-klagomål.docx
@@ -673,7 +673,7 @@
     <w:r>
       <w:tab/>
       <w:tab/>
-      <w:t>2025-06-16</w:t>
+      <w:t>2025-06-17</w:t>
       <w:br/>
       <w:br/>
     </w:r>

--- a/klagomål/A 824-2025 FSC-klagomål.docx
+++ b/klagomål/A 824-2025 FSC-klagomål.docx
@@ -673,7 +673,7 @@
     <w:r>
       <w:tab/>
       <w:tab/>
-      <w:t>2025-06-17</w:t>
+      <w:t>2025-06-18</w:t>
       <w:br/>
       <w:br/>
     </w:r>

--- a/klagomål/A 824-2025 FSC-klagomål.docx
+++ b/klagomål/A 824-2025 FSC-klagomål.docx
@@ -673,7 +673,7 @@
     <w:r>
       <w:tab/>
       <w:tab/>
-      <w:t>2025-06-18</w:t>
+      <w:t>2025-06-19</w:t>
       <w:br/>
       <w:br/>
     </w:r>

--- a/klagomål/A 824-2025 FSC-klagomål.docx
+++ b/klagomål/A 824-2025 FSC-klagomål.docx
@@ -673,7 +673,7 @@
     <w:r>
       <w:tab/>
       <w:tab/>
-      <w:t>2025-06-19</w:t>
+      <w:t>2025-06-20</w:t>
       <w:br/>
       <w:br/>
     </w:r>

--- a/klagomål/A 824-2025 FSC-klagomål.docx
+++ b/klagomål/A 824-2025 FSC-klagomål.docx
@@ -673,7 +673,7 @@
     <w:r>
       <w:tab/>
       <w:tab/>
-      <w:t>2025-06-20</w:t>
+      <w:t>2025-06-21</w:t>
       <w:br/>
       <w:br/>
     </w:r>

--- a/klagomål/A 824-2025 FSC-klagomål.docx
+++ b/klagomål/A 824-2025 FSC-klagomål.docx
@@ -673,7 +673,7 @@
     <w:r>
       <w:tab/>
       <w:tab/>
-      <w:t>2025-06-21</w:t>
+      <w:t>2025-06-22</w:t>
       <w:br/>
       <w:br/>
     </w:r>

--- a/klagomål/A 824-2025 FSC-klagomål.docx
+++ b/klagomål/A 824-2025 FSC-klagomål.docx
@@ -673,7 +673,7 @@
     <w:r>
       <w:tab/>
       <w:tab/>
-      <w:t>2025-06-22</w:t>
+      <w:t>2025-06-23</w:t>
       <w:br/>
       <w:br/>
     </w:r>

--- a/klagomål/A 824-2025 FSC-klagomål.docx
+++ b/klagomål/A 824-2025 FSC-klagomål.docx
@@ -673,7 +673,7 @@
     <w:r>
       <w:tab/>
       <w:tab/>
-      <w:t>2025-06-23</w:t>
+      <w:t>2025-06-24</w:t>
       <w:br/>
       <w:br/>
     </w:r>

--- a/klagomål/A 824-2025 FSC-klagomål.docx
+++ b/klagomål/A 824-2025 FSC-klagomål.docx
@@ -673,7 +673,7 @@
     <w:r>
       <w:tab/>
       <w:tab/>
-      <w:t>2025-06-24</w:t>
+      <w:t>2025-06-25</w:t>
       <w:br/>
       <w:br/>
     </w:r>

--- a/klagomål/A 824-2025 FSC-klagomål.docx
+++ b/klagomål/A 824-2025 FSC-klagomål.docx
@@ -673,7 +673,7 @@
     <w:r>
       <w:tab/>
       <w:tab/>
-      <w:t>2025-06-25</w:t>
+      <w:t>2025-06-26</w:t>
       <w:br/>
       <w:br/>
     </w:r>

--- a/klagomål/A 824-2025 FSC-klagomål.docx
+++ b/klagomål/A 824-2025 FSC-klagomål.docx
@@ -673,7 +673,7 @@
     <w:r>
       <w:tab/>
       <w:tab/>
-      <w:t>2025-06-26</w:t>
+      <w:t>2025-06-27</w:t>
       <w:br/>
       <w:br/>
     </w:r>

--- a/klagomål/A 824-2025 FSC-klagomål.docx
+++ b/klagomål/A 824-2025 FSC-klagomål.docx
@@ -673,7 +673,7 @@
     <w:r>
       <w:tab/>
       <w:tab/>
-      <w:t>2025-06-27</w:t>
+      <w:t>2025-06-28</w:t>
       <w:br/>
       <w:br/>
     </w:r>

--- a/klagomål/A 824-2025 FSC-klagomål.docx
+++ b/klagomål/A 824-2025 FSC-klagomål.docx
@@ -673,7 +673,7 @@
     <w:r>
       <w:tab/>
       <w:tab/>
-      <w:t>2025-06-28</w:t>
+      <w:t>2025-06-29</w:t>
       <w:br/>
       <w:br/>
     </w:r>

--- a/klagomål/A 824-2025 FSC-klagomål.docx
+++ b/klagomål/A 824-2025 FSC-klagomål.docx
@@ -673,7 +673,7 @@
     <w:r>
       <w:tab/>
       <w:tab/>
-      <w:t>2025-06-29</w:t>
+      <w:t>2025-06-30</w:t>
       <w:br/>
       <w:br/>
     </w:r>

--- a/klagomål/A 824-2025 FSC-klagomål.docx
+++ b/klagomål/A 824-2025 FSC-klagomål.docx
@@ -673,7 +673,7 @@
     <w:r>
       <w:tab/>
       <w:tab/>
-      <w:t>2025-06-30</w:t>
+      <w:t>2025-07-01</w:t>
       <w:br/>
       <w:br/>
     </w:r>

--- a/klagomål/A 824-2025 FSC-klagomål.docx
+++ b/klagomål/A 824-2025 FSC-klagomål.docx
@@ -673,7 +673,7 @@
     <w:r>
       <w:tab/>
       <w:tab/>
-      <w:t>2025-07-01</w:t>
+      <w:t>2025-07-02</w:t>
       <w:br/>
       <w:br/>
     </w:r>

--- a/klagomål/A 824-2025 FSC-klagomål.docx
+++ b/klagomål/A 824-2025 FSC-klagomål.docx
@@ -673,7 +673,7 @@
     <w:r>
       <w:tab/>
       <w:tab/>
-      <w:t>2025-07-02</w:t>
+      <w:t>2025-07-03</w:t>
       <w:br/>
       <w:br/>
     </w:r>

--- a/klagomål/A 824-2025 FSC-klagomål.docx
+++ b/klagomål/A 824-2025 FSC-klagomål.docx
@@ -673,7 +673,7 @@
     <w:r>
       <w:tab/>
       <w:tab/>
-      <w:t>2025-07-03</w:t>
+      <w:t>2025-07-04</w:t>
       <w:br/>
       <w:br/>
     </w:r>

--- a/klagomål/A 824-2025 FSC-klagomål.docx
+++ b/klagomål/A 824-2025 FSC-klagomål.docx
@@ -673,7 +673,7 @@
     <w:r>
       <w:tab/>
       <w:tab/>
-      <w:t>2025-07-04</w:t>
+      <w:t>2025-07-05</w:t>
       <w:br/>
       <w:br/>
     </w:r>

--- a/klagomål/A 824-2025 FSC-klagomål.docx
+++ b/klagomål/A 824-2025 FSC-klagomål.docx
@@ -673,7 +673,7 @@
     <w:r>
       <w:tab/>
       <w:tab/>
-      <w:t>2025-07-05</w:t>
+      <w:t>2025-07-06</w:t>
       <w:br/>
       <w:br/>
     </w:r>

--- a/klagomål/A 824-2025 FSC-klagomål.docx
+++ b/klagomål/A 824-2025 FSC-klagomål.docx
@@ -673,7 +673,7 @@
     <w:r>
       <w:tab/>
       <w:tab/>
-      <w:t>2025-07-06</w:t>
+      <w:t>2025-07-07</w:t>
       <w:br/>
       <w:br/>
     </w:r>

--- a/klagomål/A 824-2025 FSC-klagomål.docx
+++ b/klagomål/A 824-2025 FSC-klagomål.docx
@@ -673,7 +673,7 @@
     <w:r>
       <w:tab/>
       <w:tab/>
-      <w:t>2025-07-07</w:t>
+      <w:t>2025-07-08</w:t>
       <w:br/>
       <w:br/>
     </w:r>

--- a/klagomål/A 824-2025 FSC-klagomål.docx
+++ b/klagomål/A 824-2025 FSC-klagomål.docx
@@ -673,7 +673,7 @@
     <w:r>
       <w:tab/>
       <w:tab/>
-      <w:t>2025-07-08</w:t>
+      <w:t>2025-07-09</w:t>
       <w:br/>
       <w:br/>
     </w:r>

--- a/klagomål/A 824-2025 FSC-klagomål.docx
+++ b/klagomål/A 824-2025 FSC-klagomål.docx
@@ -673,7 +673,7 @@
     <w:r>
       <w:tab/>
       <w:tab/>
-      <w:t>2025-07-09</w:t>
+      <w:t>2025-07-11</w:t>
       <w:br/>
       <w:br/>
     </w:r>

--- a/klagomål/A 824-2025 FSC-klagomål.docx
+++ b/klagomål/A 824-2025 FSC-klagomål.docx
@@ -673,7 +673,7 @@
     <w:r>
       <w:tab/>
       <w:tab/>
-      <w:t>2025-07-11</w:t>
+      <w:t>2025-07-12</w:t>
       <w:br/>
       <w:br/>
     </w:r>

--- a/klagomål/A 824-2025 FSC-klagomål.docx
+++ b/klagomål/A 824-2025 FSC-klagomål.docx
@@ -673,7 +673,7 @@
     <w:r>
       <w:tab/>
       <w:tab/>
-      <w:t>2025-07-12</w:t>
+      <w:t>2025-07-13</w:t>
       <w:br/>
       <w:br/>
     </w:r>

--- a/klagomål/A 824-2025 FSC-klagomål.docx
+++ b/klagomål/A 824-2025 FSC-klagomål.docx
@@ -673,7 +673,7 @@
     <w:r>
       <w:tab/>
       <w:tab/>
-      <w:t>2025-07-13</w:t>
+      <w:t>2025-07-14</w:t>
       <w:br/>
       <w:br/>
     </w:r>

--- a/klagomål/A 824-2025 FSC-klagomål.docx
+++ b/klagomål/A 824-2025 FSC-klagomål.docx
@@ -673,7 +673,7 @@
     <w:r>
       <w:tab/>
       <w:tab/>
-      <w:t>2025-08-06</w:t>
+      <w:t>2025-08-09</w:t>
       <w:br/>
       <w:br/>
     </w:r>
